--- a/assets/docs/lop3/Hoat dong trai nghiem - Lop 3.docx
+++ b/assets/docs/lop3/Hoat dong trai nghiem - Lop 3.docx
@@ -3734,7 +3734,7 @@
                 <w:i w:val="0"/>
                 <w:sz w:val="18"/>
               </w:rPr>
-              <w:t>Năng lực số 4.2 CB1a: HS cùng lớp thống nhất nội quy ứng xử với bạn cả khi gặp mặt và khi nhắn tin</w:t>
+              <w:t>Năng lực số 4.2 CB1a: HS cùng lớp thống nhất nội quy ứng xử với bạn cả khi gặp mặt và khi nhắn tin; Học tập và làm theo Bác: Điều 3 “Đoàn kết tốt, kỉ luật tốt” (mạch 3): nhóm phân công trang trí lớp “xanh – sạch – đẹp”; mỗi HS nhận và làm đúng phần việc của mình, cùng bạn hoàn thành ý tưởng chung ở tiết sinh hoạt lớp</w:t>
             </w:r>
           </w:p>
         </w:tc>
@@ -7132,7 +7132,7 @@
                 <w:i w:val="0"/>
                 <w:sz w:val="20"/>
               </w:rPr>
-              <w:t>Chủ đề: Trước Tết</w:t>
+              <w:t>Chủ đề: Gia đình yêu thương</w:t>
             </w:r>
           </w:p>
         </w:tc>
@@ -7505,7 +7505,7 @@
                 <w:i w:val="0"/>
                 <w:sz w:val="20"/>
               </w:rPr>
-              <w:t>Chủ đề: Trước Tết</w:t>
+              <w:t>Chủ đề: Gia đình yêu thương</w:t>
             </w:r>
           </w:p>
         </w:tc>
@@ -9328,7 +9328,7 @@
                 <w:i w:val="0"/>
                 <w:sz w:val="20"/>
               </w:rPr>
-              <w:t>Chủ đề: Ăn uống an toàn, hợp vệ sinh</w:t>
+              <w:t>Chủ đề: Hoạt động vì cộng đồng</w:t>
             </w:r>
           </w:p>
         </w:tc>
@@ -9740,7 +9740,7 @@
                 <w:i w:val="0"/>
                 <w:sz w:val="20"/>
               </w:rPr>
-              <w:t>Chủ đề: Ăn uống an toàn, hợp vệ sinh</w:t>
+              <w:t>Chủ đề: Hoạt động vì cộng đồng</w:t>
             </w:r>
           </w:p>
         </w:tc>
@@ -9825,6 +9825,19 @@
                 <w:sz w:val="18"/>
               </w:rPr>
               <w:t>STEM: Hoạt động trải nghiệm STEM học kì II: ngày hội/câu lạc bộ/dự án STEM cấp lớp hoặc khối — tối thiểu 01 lần mỗi học kì (CV 3132/SGD&amp;ĐT); HS trưng bày, giới thiệu sản phẩm từ các bài học STEM.</w:t>
+            </w:r>
+          </w:p>
+          <w:p>
+            <w:pPr>
+              <w:spacing w:after="0"/>
+            </w:pPr>
+            <w:r>
+              <w:rPr>
+                <w:b w:val="0"/>
+                <w:i w:val="0"/>
+                <w:sz w:val="18"/>
+              </w:rPr>
+              <w:t>QPAN: Tổ chức tham quan di tích lịch sử, nhà truyền thống ở địa phương hoặc xem tư liệu thay thế; giáo dục tự hào về truyền thống dân tộc; rèn tính kỉ luật, tinh thần đoàn kết.</w:t>
             </w:r>
           </w:p>
         </w:tc>
@@ -10112,7 +10125,7 @@
                 <w:i w:val="0"/>
                 <w:sz w:val="20"/>
               </w:rPr>
-              <w:t>Chủ đề: Ăn uống an toàn, hợp vệ sinh</w:t>
+              <w:t>Chủ đề: Hoạt động vì cộng đồng</w:t>
             </w:r>
           </w:p>
         </w:tc>
